--- a/output/doc/Startup Operational Excellence-Chapter 8 expanded Sam draft.docx
+++ b/output/doc/Startup Operational Excellence-Chapter 8 expanded Sam draft.docx
@@ -20,7 +20,7 @@
     <w:p>
       <w:pPr/>
       <w:r>
-        <w:t>by Robert McCarthy</w:t>
+        <w:t>by Robert T. McCarthy</w:t>
       </w:r>
     </w:p>
     <w:p>
